--- a/downloads/documents/05 Materials/Unit 04/Slides/Slides 04.05 - Green Choices Waste Reuse Materials and Safety and Conservation Quiz.docx
+++ b/downloads/documents/05 Materials/Unit 04/Slides/Slides 04.05 - Green Choices Waste Reuse Materials and Safety and Conservation Quiz.docx
@@ -17,7 +17,7 @@
         <w:pStyle w:val="FirstParagraph"/>
       </w:pPr>
       <w:r>
-        <w:t xml:space="preserve">Slide outline for Lesson 4.5. Nine slides, one day; the quiz takes the last fifteen minutes and needs no slides after slide 8.</w:t>
+        <w:t xml:space="preserve">Slide outline for Lesson 4.5. Nine slides, one day; the quiz takes the last fifteen minutes and needs no teaching slides after slide 8; slide 9 stays up during the quiz.</w:t>
       </w:r>
     </w:p>
     <w:p>
